--- a/Job Application/CV-Xinhang-2023v3f.docx
+++ b/Job Application/CV-Xinhang-2023v3f.docx
@@ -1,6 +1,6 @@
 
 <file path=word/document.xml><?xml version="1.0" encoding="utf-8"?>
-<w:document xmlns:wpc="http://schemas.microsoft.com/office/word/2010/wordprocessingCanvas" xmlns:cx="http://schemas.microsoft.com/office/drawing/2014/chartex" xmlns:cx1="http://schemas.microsoft.com/office/drawing/2015/9/8/chartex" xmlns:cx2="http://schemas.microsoft.com/office/drawing/2015/10/21/chartex" xmlns:cx3="http://schemas.microsoft.com/office/drawing/2016/5/9/chartex" xmlns:cx4="http://schemas.microsoft.com/office/drawing/2016/5/10/chartex" xmlns:cx5="http://schemas.microsoft.com/office/drawing/2016/5/11/chartex" xmlns:cx6="http://schemas.microsoft.com/office/drawing/2016/5/12/chartex" xmlns:cx7="http://schemas.microsoft.com/office/drawing/2016/5/13/chartex" xmlns:cx8="http://schemas.microsoft.com/office/drawing/2016/5/14/chartex" xmlns:mc="http://schemas.openxmlformats.org/markup-compatibility/2006" xmlns:aink="http://schemas.microsoft.com/office/drawing/2016/ink" xmlns:am3d="http://schemas.microsoft.com/office/drawing/2017/model3d" xmlns:o="urn:schemas-microsoft-com:office:office" xmlns:r="http://schemas.openxmlformats.org/officeDocument/2006/relationships" xmlns:m="http://schemas.openxmlformats.org/officeDocument/2006/math" xmlns:v="urn:schemas-microsoft-com:vml" xmlns:wp14="http://schemas.microsoft.com/office/word/2010/wordprocessingDrawing" xmlns:wp="http://schemas.openxmlformats.org/drawingml/2006/wordprocessingDrawing" xmlns:w10="urn:schemas-microsoft-com:office:word" xmlns:w="http://schemas.openxmlformats.org/wordprocessingml/2006/main" xmlns:w14="http://schemas.microsoft.com/office/word/2010/wordml" xmlns:w15="http://schemas.microsoft.com/office/word/2012/wordml" xmlns:w16cid="http://schemas.microsoft.com/office/word/2016/wordml/cid" xmlns:w16se="http://schemas.microsoft.com/office/word/2015/wordml/symex" xmlns:wpg="http://schemas.microsoft.com/office/word/2010/wordprocessingGroup" xmlns:wpi="http://schemas.microsoft.com/office/word/2010/wordprocessingInk" xmlns:wne="http://schemas.microsoft.com/office/word/2006/wordml" xmlns:wps="http://schemas.microsoft.com/office/word/2010/wordprocessingShape" mc:Ignorable="w14 w15 w16se w16cid wp14">
+<w:document xmlns:wpc="http://schemas.microsoft.com/office/word/2010/wordprocessingCanvas" xmlns:cx="http://schemas.microsoft.com/office/drawing/2014/chartex" xmlns:cx1="http://schemas.microsoft.com/office/drawing/2015/9/8/chartex" xmlns:cx2="http://schemas.microsoft.com/office/drawing/2015/10/21/chartex" xmlns:cx3="http://schemas.microsoft.com/office/drawing/2016/5/9/chartex" xmlns:cx4="http://schemas.microsoft.com/office/drawing/2016/5/10/chartex" xmlns:cx5="http://schemas.microsoft.com/office/drawing/2016/5/11/chartex" xmlns:cx6="http://schemas.microsoft.com/office/drawing/2016/5/12/chartex" xmlns:cx7="http://schemas.microsoft.com/office/drawing/2016/5/13/chartex" xmlns:cx8="http://schemas.microsoft.com/office/drawing/2016/5/14/chartex" xmlns:mc="http://schemas.openxmlformats.org/markup-compatibility/2006" xmlns:aink="http://schemas.microsoft.com/office/drawing/2016/ink" xmlns:am3d="http://schemas.microsoft.com/office/drawing/2017/model3d" xmlns:o="urn:schemas-microsoft-com:office:office" xmlns:oel="http://schemas.microsoft.com/office/2019/extlst" xmlns:r="http://schemas.openxmlformats.org/officeDocument/2006/relationships" xmlns:m="http://schemas.openxmlformats.org/officeDocument/2006/math" xmlns:v="urn:schemas-microsoft-com:vml" xmlns:wp14="http://schemas.microsoft.com/office/word/2010/wordprocessingDrawing" xmlns:wp="http://schemas.openxmlformats.org/drawingml/2006/wordprocessingDrawing" xmlns:w10="urn:schemas-microsoft-com:office:word" xmlns:w="http://schemas.openxmlformats.org/wordprocessingml/2006/main" xmlns:w14="http://schemas.microsoft.com/office/word/2010/wordml" xmlns:w15="http://schemas.microsoft.com/office/word/2012/wordml" xmlns:w16cex="http://schemas.microsoft.com/office/word/2018/wordml/cex" xmlns:w16cid="http://schemas.microsoft.com/office/word/2016/wordml/cid" xmlns:w16="http://schemas.microsoft.com/office/word/2018/wordml" xmlns:w16du="http://schemas.microsoft.com/office/word/2023/wordml/word16du" xmlns:w16sdtdh="http://schemas.microsoft.com/office/word/2020/wordml/sdtdatahash" xmlns:w16sdtfl="http://schemas.microsoft.com/office/word/2024/wordml/sdtformatlock" xmlns:w16se="http://schemas.microsoft.com/office/word/2015/wordml/symex" xmlns:wpg="http://schemas.microsoft.com/office/word/2010/wordprocessingGroup" xmlns:wpi="http://schemas.microsoft.com/office/word/2010/wordprocessingInk" xmlns:wne="http://schemas.microsoft.com/office/word/2006/wordml" xmlns:wps="http://schemas.microsoft.com/office/word/2010/wordprocessingShape" mc:Ignorable="w14 w15 w16se w16cid w16 w16cex w16sdtdh w16sdtfl w16du wp14">
   <w:body>
     <w:p>
       <w:pPr>
@@ -310,7 +310,7 @@
         <w:spacing w:before="281"/>
         <w:jc w:val="both"/>
         <w:rPr>
-          <w:rFonts w:ascii="Times New Roman" w:eastAsia="Microsoft YaHei" w:hAnsi="Times New Roman" w:cs="Times New Roman"/>
+          <w:rFonts w:ascii="Times New Roman" w:eastAsia="微软雅黑" w:hAnsi="Times New Roman" w:cs="Times New Roman"/>
           <w:sz w:val="24"/>
           <w:u w:val="none"/>
           <w:lang w:eastAsia="zh-CN"/>
@@ -334,7 +334,7 @@
       </w:r>
       <w:r>
         <w:rPr>
-          <w:rFonts w:ascii="Times New Roman" w:eastAsia="Microsoft YaHei" w:hAnsi="Times New Roman" w:cs="Times New Roman"/>
+          <w:rFonts w:ascii="Times New Roman" w:eastAsia="微软雅黑" w:hAnsi="Times New Roman" w:cs="Times New Roman"/>
           <w:sz w:val="24"/>
           <w:u w:val="none"/>
           <w:lang w:eastAsia="zh-CN"/>
@@ -343,7 +343,7 @@
       </w:r>
       <w:r>
         <w:rPr>
-          <w:rFonts w:ascii="Times New Roman" w:eastAsia="Microsoft YaHei" w:hAnsi="Times New Roman" w:cs="Times New Roman"/>
+          <w:rFonts w:ascii="Times New Roman" w:eastAsia="微软雅黑" w:hAnsi="Times New Roman" w:cs="Times New Roman"/>
           <w:sz w:val="24"/>
           <w:u w:val="none"/>
           <w:lang w:eastAsia="zh-CN"/>
@@ -1064,8 +1064,6 @@
         </w:rPr>
         <w:t xml:space="preserve"> tokamaks.</w:t>
       </w:r>
-      <w:bookmarkStart w:id="1" w:name="_GoBack"/>
-      <w:bookmarkEnd w:id="1"/>
     </w:p>
     <w:p>
       <w:pPr>
@@ -1084,25 +1082,23 @@
           <w:b w:val="0"/>
           <w:bCs w:val="0"/>
         </w:rPr>
-        <w:t>This hands-on project work has cultivated a deep mastery of diagnostic principles, from the performance evaluation of key components to the development of custom devices. My proficiency encompasses optical ray-tracing simulation (Code V), custom circuit design and debugging (</w:t>
-      </w:r>
-      <w:proofErr w:type="spellStart"/>
+        <w:t>This hands-on project work has cultivated a deep mastery of diagnostic principles, from the performance evaluation of key components to the development of custom devices. My proficiency encompasses optical ray-tracing simulation (Code V), custom circuit design and debugging (KiCad), automation and control programming (LabVIEW</w:t>
+      </w:r>
       <w:r>
         <w:rPr>
           <w:rStyle w:val="Strong"/>
           <w:b w:val="0"/>
           <w:bCs w:val="0"/>
         </w:rPr>
-        <w:t>KiCad</w:t>
-      </w:r>
-      <w:proofErr w:type="spellEnd"/>
+        <w:t xml:space="preserve"> combined with Python</w:t>
+      </w:r>
       <w:r>
         <w:rPr>
           <w:rStyle w:val="Strong"/>
           <w:b w:val="0"/>
           <w:bCs w:val="0"/>
         </w:rPr>
-        <w:t>), automation and control programming (LabVIEW</w:t>
+        <w:t xml:space="preserve">), and 3D modeling (CATIA), supported by extensive experience in experimental installation, commissioning, and application. With seven years of direct tokamak experimental experience on EAST and formal fusion safety training, I am adept at leading experimental campaigns and excel in collaboration, effectively </w:t>
       </w:r>
       <w:r>
         <w:rPr>
@@ -1110,7 +1106,7 @@
           <w:b w:val="0"/>
           <w:bCs w:val="0"/>
         </w:rPr>
-        <w:t xml:space="preserve"> combined with Python</w:t>
+        <w:t>making the bridge</w:t>
       </w:r>
       <w:r>
         <w:rPr>
@@ -1118,7 +1114,7 @@
           <w:b w:val="0"/>
           <w:bCs w:val="0"/>
         </w:rPr>
-        <w:t xml:space="preserve">), and 3D modeling (CATIA), supported by extensive experience in experimental installation, commissioning, and application. With seven years of direct tokamak experimental experience on EAST and formal fusion safety training, I am adept at leading experimental campaigns and excel in collaboration, effectively </w:t>
+        <w:t xml:space="preserve"> </w:t>
       </w:r>
       <w:r>
         <w:rPr>
@@ -1126,38 +1122,22 @@
           <w:b w:val="0"/>
           <w:bCs w:val="0"/>
         </w:rPr>
-        <w:t>making the bridge</w:t>
-      </w:r>
+        <w:lastRenderedPageBreak/>
+        <w:t>between physicists and engineers to achieve project goals.</w:t>
+      </w:r>
+    </w:p>
+    <w:p>
+      <w:pPr>
+        <w:pStyle w:val="ListParagraph"/>
+        <w:ind w:firstLine="270"/>
+        <w:jc w:val="both"/>
+      </w:pPr>
       <w:r>
         <w:rPr>
           <w:rStyle w:val="Strong"/>
           <w:b w:val="0"/>
           <w:bCs w:val="0"/>
         </w:rPr>
-        <w:t xml:space="preserve"> </w:t>
-      </w:r>
-      <w:r>
-        <w:rPr>
-          <w:rStyle w:val="Strong"/>
-          <w:b w:val="0"/>
-          <w:bCs w:val="0"/>
-        </w:rPr>
-        <w:lastRenderedPageBreak/>
-        <w:t>between physicists and engineers to achieve project goals.</w:t>
-      </w:r>
-    </w:p>
-    <w:p>
-      <w:pPr>
-        <w:pStyle w:val="ListParagraph"/>
-        <w:ind w:firstLine="270"/>
-        <w:jc w:val="both"/>
-      </w:pPr>
-      <w:r>
-        <w:rPr>
-          <w:rStyle w:val="Strong"/>
-          <w:b w:val="0"/>
-          <w:bCs w:val="0"/>
-        </w:rPr>
         <w:t>My work extends into data analysis and physics research, where I have led the development of custom data interpretation programs in MATLAB and Python for diagnostic calibration, physics studies, and theoretical model validation. I have also applied my skills to the thermal management of diagnostic equipment, performing heat dissipation simulation and analysis using COMSOL Multiphysics.</w:t>
       </w:r>
     </w:p>
@@ -1179,14 +1159,14 @@
         <w:ind w:left="720"/>
         <w:jc w:val="both"/>
         <w:rPr>
-          <w:rFonts w:eastAsia="SimSun"/>
+          <w:rFonts w:eastAsia="宋体"/>
           <w:spacing w:val="-7"/>
           <w:lang w:eastAsia="zh-CN"/>
         </w:rPr>
       </w:pPr>
       <w:r>
         <w:rPr>
-          <w:rFonts w:eastAsia="SimSun"/>
+          <w:rFonts w:eastAsia="宋体"/>
           <w:spacing w:val="-7"/>
           <w:lang w:eastAsia="zh-CN"/>
         </w:rPr>
@@ -1873,12 +1853,11 @@
     </w:p>
     <w:p>
       <w:pPr>
-        <w:pStyle w:val="BodyText"/>
-        <w:spacing w:before="9"/>
-        <w:jc w:val="both"/>
-        <w:rPr>
-          <w:i/>
-          <w:sz w:val="20"/>
+        <w:pStyle w:val="ListParagraph"/>
+        <w:rPr>
+          <w:i/>
+          <w:sz w:val="20"/>
+          <w:lang w:eastAsia="zh-CN"/>
         </w:rPr>
       </w:pPr>
     </w:p>
@@ -1892,47 +1871,6 @@
         <w:tabs>
           <w:tab w:val="left" w:pos="720"/>
         </w:tabs>
-        <w:spacing w:before="2" w:line="230" w:lineRule="auto"/>
-        <w:ind w:right="438"/>
-        <w:jc w:val="both"/>
-        <w:rPr>
-          <w:i/>
-          <w:sz w:val="20"/>
-        </w:rPr>
-      </w:pPr>
-      <w:r>
-        <w:rPr>
-          <w:i/>
-          <w:spacing w:val="-3"/>
-          <w:sz w:val="20"/>
-        </w:rPr>
-        <w:t xml:space="preserve">Gao, </w:t>
-      </w:r>
-      <w:proofErr w:type="spellStart"/>
-      <w:r>
-        <w:rPr>
-          <w:i/>
-          <w:spacing w:val="-3"/>
-          <w:sz w:val="20"/>
-        </w:rPr>
-        <w:t>BingXi</w:t>
-      </w:r>
-      <w:proofErr w:type="spellEnd"/>
-      <w:r>
-        <w:rPr>
-          <w:i/>
-          <w:spacing w:val="-3"/>
-          <w:sz w:val="20"/>
-        </w:rPr>
-        <w:t>, et al. "Diagnostic capacity of electron cyclotron emission imaging system with continuous large observation area on EAST tokamak." Review of Scientific Instruments 89.9 (2018).</w:t>
-      </w:r>
-    </w:p>
-    <w:p>
-      <w:pPr>
-        <w:pStyle w:val="ListParagraph"/>
-        <w:tabs>
-          <w:tab w:val="left" w:pos="720"/>
-        </w:tabs>
         <w:spacing w:before="1"/>
         <w:ind w:right="851"/>
         <w:jc w:val="both"/>
@@ -1948,21 +1886,57 @@
           <w:sz w:val="20"/>
           <w:lang w:eastAsia="zh-CN"/>
         </w:rPr>
-        <w:tab/>
+        <w:t>Xu, Xinhang, et al.</w:t>
+      </w:r>
+      <w:r>
+        <w:rPr>
+          <w:i/>
+          <w:sz w:val="20"/>
+          <w:lang w:eastAsia="zh-CN"/>
+        </w:rPr>
+        <w:t xml:space="preserve"> </w:t>
+      </w:r>
+      <w:r>
+        <w:rPr>
+          <w:i/>
+          <w:sz w:val="20"/>
+          <w:lang w:eastAsia="zh-CN"/>
+        </w:rPr>
+        <w:t>"</w:t>
+      </w:r>
+      <w:r>
+        <w:rPr>
+          <w:i/>
+          <w:sz w:val="20"/>
+          <w:lang w:eastAsia="zh-CN"/>
+        </w:rPr>
+        <w:t>Optimization and active stabilization of a far-infrared laser for NSTX-U high poloidal wavenumber scattering diagnostics</w:t>
+      </w:r>
+      <w:r>
+        <w:rPr>
+          <w:i/>
+          <w:sz w:val="20"/>
+          <w:lang w:eastAsia="zh-CN"/>
+        </w:rPr>
+        <w:t>"</w:t>
+      </w:r>
+      <w:r>
+        <w:rPr>
+          <w:rFonts w:eastAsiaTheme="minorEastAsia" w:hint="eastAsia"/>
+          <w:i/>
+          <w:sz w:val="20"/>
+          <w:lang w:eastAsia="zh-CN"/>
+        </w:rPr>
+        <w:t xml:space="preserve"> Review of Scientific Instruments(2025)</w:t>
       </w:r>
     </w:p>
     <w:p>
       <w:pPr>
         <w:pStyle w:val="ListParagraph"/>
-        <w:tabs>
-          <w:tab w:val="left" w:pos="720"/>
-        </w:tabs>
-        <w:spacing w:before="2" w:line="230" w:lineRule="auto"/>
-        <w:ind w:right="438" w:firstLine="0"/>
-        <w:jc w:val="both"/>
-        <w:rPr>
-          <w:i/>
-          <w:sz w:val="20"/>
+        <w:rPr>
+          <w:i/>
+          <w:sz w:val="20"/>
+          <w:lang w:eastAsia="zh-CN"/>
         </w:rPr>
       </w:pPr>
     </w:p>
@@ -1991,34 +1965,75 @@
           <w:sz w:val="20"/>
           <w:lang w:eastAsia="zh-CN"/>
         </w:rPr>
-        <w:t xml:space="preserve">Liu, </w:t>
-      </w:r>
-      <w:proofErr w:type="spellStart"/>
-      <w:r>
-        <w:rPr>
+        <w:t>Yu</w:t>
+      </w:r>
+      <w:r>
+        <w:rPr>
+          <w:rFonts w:eastAsiaTheme="minorEastAsia" w:hint="eastAsia"/>
           <w:i/>
           <w:sz w:val="20"/>
           <w:lang w:eastAsia="zh-CN"/>
         </w:rPr>
-        <w:t>Xianzi</w:t>
-      </w:r>
-      <w:proofErr w:type="spellEnd"/>
+        <w:t xml:space="preserve">, </w:t>
+      </w:r>
       <w:r>
         <w:rPr>
           <w:i/>
           <w:sz w:val="20"/>
           <w:lang w:eastAsia="zh-CN"/>
         </w:rPr>
-        <w:t>, et al. "High-wavenumber Collective Scattering Diagnostic System for EAST and NSTX-U Tokamaks and Synthetic Diagnostic System Development." APS Division of Plasma Physics Meeting Abstracts. Vol. 2024. 2024</w:t>
-      </w:r>
-    </w:p>
-    <w:p>
-      <w:pPr>
-        <w:pStyle w:val="BodyText"/>
-        <w:jc w:val="both"/>
-        <w:rPr>
-          <w:i/>
-          <w:sz w:val="20"/>
+        <w:t>Guanying</w:t>
+      </w:r>
+      <w:r>
+        <w:rPr>
+          <w:rFonts w:eastAsiaTheme="minorEastAsia" w:hint="eastAsia"/>
+          <w:i/>
+          <w:sz w:val="20"/>
+          <w:lang w:eastAsia="zh-CN"/>
+        </w:rPr>
+        <w:t xml:space="preserve">, et al. </w:t>
+      </w:r>
+      <w:r>
+        <w:rPr>
+          <w:i/>
+          <w:sz w:val="20"/>
+          <w:lang w:eastAsia="zh-CN"/>
+        </w:rPr>
+        <w:t>"</w:t>
+      </w:r>
+      <w:r>
+        <w:rPr>
+          <w:i/>
+          <w:sz w:val="20"/>
+          <w:lang w:eastAsia="zh-CN"/>
+        </w:rPr>
+        <w:t>Modelling of the electron cyclotron emission burst from a laboratory tokamak plasma with loss-cone maser instability</w:t>
+      </w:r>
+      <w:r>
+        <w:rPr>
+          <w:i/>
+          <w:sz w:val="20"/>
+          <w:lang w:eastAsia="zh-CN"/>
+        </w:rPr>
+        <w:t>"</w:t>
+      </w:r>
+      <w:r>
+        <w:rPr>
+          <w:rFonts w:eastAsiaTheme="minorEastAsia" w:hint="eastAsia"/>
+          <w:i/>
+          <w:sz w:val="20"/>
+          <w:lang w:eastAsia="zh-CN"/>
+        </w:rPr>
+        <w:t xml:space="preserve"> Journal of Plasma Physics (2024)</w:t>
+      </w:r>
+    </w:p>
+    <w:p>
+      <w:pPr>
+        <w:pStyle w:val="ListParagraph"/>
+        <w:rPr>
+          <w:i/>
+          <w:sz w:val="20"/>
+          <w:lang w:eastAsia="zh-CN"/>
         </w:rPr>
       </w:pPr>
     </w:p>
@@ -2032,52 +2047,99 @@
         <w:tabs>
           <w:tab w:val="left" w:pos="720"/>
         </w:tabs>
-        <w:spacing w:before="2"/>
-        <w:ind w:right="888"/>
-        <w:jc w:val="both"/>
-        <w:rPr>
-          <w:i/>
-          <w:sz w:val="20"/>
-        </w:rPr>
-      </w:pPr>
-      <w:r>
-        <w:rPr>
-          <w:i/>
-          <w:sz w:val="20"/>
-        </w:rPr>
-        <w:t xml:space="preserve">Han, </w:t>
-      </w:r>
-      <w:proofErr w:type="spellStart"/>
-      <w:r>
-        <w:rPr>
-          <w:i/>
-          <w:sz w:val="20"/>
-        </w:rPr>
-        <w:t>Dongqi</w:t>
-      </w:r>
-      <w:proofErr w:type="spellEnd"/>
-      <w:r>
-        <w:rPr>
-          <w:i/>
-          <w:sz w:val="20"/>
-        </w:rPr>
-        <w:t xml:space="preserve">, et al. "In situ relative self-dependent calibration of electron cyclotron emission imaging via shape </w:t>
-      </w:r>
-      <w:bookmarkStart w:id="2" w:name="_Hlk208964224"/>
-      <w:r>
-        <w:rPr>
-          <w:i/>
-          <w:sz w:val="20"/>
-        </w:rPr>
-        <w:t>match</w:t>
-      </w:r>
-      <w:bookmarkEnd w:id="2"/>
-      <w:r>
-        <w:rPr>
-          <w:i/>
-          <w:sz w:val="20"/>
-        </w:rPr>
-        <w:t>ing." Review of Scientific Instruments 89.10 (2018).</w:t>
+        <w:spacing w:before="1"/>
+        <w:ind w:right="851"/>
+        <w:jc w:val="both"/>
+        <w:rPr>
+          <w:i/>
+          <w:sz w:val="20"/>
+          <w:lang w:eastAsia="zh-CN"/>
+        </w:rPr>
+      </w:pPr>
+      <w:r>
+        <w:rPr>
+          <w:i/>
+          <w:sz w:val="20"/>
+          <w:lang w:eastAsia="zh-CN"/>
+        </w:rPr>
+        <w:t>Li</w:t>
+      </w:r>
+      <w:r>
+        <w:rPr>
+          <w:rFonts w:eastAsiaTheme="minorEastAsia" w:hint="eastAsia"/>
+          <w:i/>
+          <w:sz w:val="20"/>
+          <w:lang w:eastAsia="zh-CN"/>
+        </w:rPr>
+        <w:t xml:space="preserve">, </w:t>
+      </w:r>
+      <w:r>
+        <w:rPr>
+          <w:i/>
+          <w:sz w:val="20"/>
+          <w:lang w:eastAsia="zh-CN"/>
+        </w:rPr>
+        <w:t>Xiaoliang</w:t>
+      </w:r>
+      <w:r>
+        <w:rPr>
+          <w:rFonts w:eastAsiaTheme="minorEastAsia" w:hint="eastAsia"/>
+          <w:i/>
+          <w:sz w:val="20"/>
+          <w:lang w:eastAsia="zh-CN"/>
+        </w:rPr>
+        <w:t xml:space="preserve">, et al.  </w:t>
+      </w:r>
+      <w:r>
+        <w:rPr>
+          <w:i/>
+          <w:sz w:val="20"/>
+          <w:lang w:eastAsia="zh-CN"/>
+        </w:rPr>
+        <w:t>"</w:t>
+      </w:r>
+      <w:r>
+        <w:rPr>
+          <w:i/>
+          <w:sz w:val="20"/>
+          <w:lang w:eastAsia="zh-CN"/>
+        </w:rPr>
+        <w:t>System-on-chip technology application on microwave imaging reflectometer</w:t>
+      </w:r>
+      <w:r>
+        <w:rPr>
+          <w:i/>
+          <w:sz w:val="20"/>
+          <w:lang w:eastAsia="zh-CN"/>
+        </w:rPr>
+        <w:t>"</w:t>
+      </w:r>
+      <w:r>
+        <w:rPr>
+          <w:rFonts w:eastAsiaTheme="minorEastAsia" w:hint="eastAsia"/>
+          <w:i/>
+          <w:sz w:val="20"/>
+          <w:lang w:eastAsia="zh-CN"/>
+        </w:rPr>
+        <w:t xml:space="preserve"> </w:t>
+      </w:r>
+      <w:r>
+        <w:rPr>
+          <w:rFonts w:eastAsiaTheme="minorEastAsia"/>
+          <w:i/>
+          <w:sz w:val="20"/>
+          <w:lang w:eastAsia="zh-CN"/>
+        </w:rPr>
+        <w:t>Plasma Physics and Controlled Fusion</w:t>
+      </w:r>
+      <w:r>
+        <w:rPr>
+          <w:rFonts w:eastAsiaTheme="minorEastAsia" w:hint="eastAsia"/>
+          <w:i/>
+          <w:sz w:val="20"/>
+          <w:lang w:eastAsia="zh-CN"/>
+        </w:rPr>
+        <w:t xml:space="preserve"> (2025)</w:t>
       </w:r>
     </w:p>
     <w:p>
@@ -2085,12 +2147,14 @@
         <w:tabs>
           <w:tab w:val="left" w:pos="720"/>
         </w:tabs>
-        <w:spacing w:before="2"/>
-        <w:ind w:right="888"/>
-        <w:jc w:val="both"/>
-        <w:rPr>
-          <w:i/>
-          <w:sz w:val="20"/>
+        <w:spacing w:before="1"/>
+        <w:ind w:right="851"/>
+        <w:jc w:val="both"/>
+        <w:rPr>
+          <w:rFonts w:eastAsiaTheme="minorEastAsia" w:hint="eastAsia"/>
+          <w:i/>
+          <w:sz w:val="20"/>
+          <w:lang w:eastAsia="zh-CN"/>
         </w:rPr>
       </w:pPr>
     </w:p>
@@ -2104,48 +2168,47 @@
         <w:tabs>
           <w:tab w:val="left" w:pos="720"/>
         </w:tabs>
-        <w:ind w:right="1524"/>
-        <w:jc w:val="both"/>
-        <w:rPr>
-          <w:i/>
-          <w:sz w:val="20"/>
-        </w:rPr>
-      </w:pPr>
-      <w:bookmarkStart w:id="3" w:name="_Hlk208964532"/>
-      <w:r>
-        <w:rPr>
-          <w:i/>
-          <w:sz w:val="20"/>
-        </w:rPr>
-        <w:t>Fei-</w:t>
-      </w:r>
-      <w:proofErr w:type="spellStart"/>
-      <w:r>
-        <w:rPr>
-          <w:i/>
-          <w:sz w:val="20"/>
-        </w:rPr>
-        <w:t>xue</w:t>
-      </w:r>
-      <w:proofErr w:type="spellEnd"/>
-      <w:r>
-        <w:rPr>
-          <w:i/>
-          <w:sz w:val="20"/>
-        </w:rPr>
-        <w:t>, G. A. O., et al. "Evaluation of optical performance of microwave reflection imaging system on EAST tokamak." Nuclear Fusion and Plasma Physics 42.2 (2022): 187.</w:t>
-      </w:r>
-    </w:p>
-    <w:bookmarkEnd w:id="3"/>
-    <w:p>
-      <w:pPr>
-        <w:pStyle w:val="BodyText"/>
-        <w:jc w:val="both"/>
-        <w:rPr>
-          <w:i/>
-          <w:sz w:val="30"/>
-        </w:rPr>
-      </w:pPr>
+        <w:spacing w:before="2" w:line="230" w:lineRule="auto"/>
+        <w:ind w:right="438"/>
+        <w:jc w:val="both"/>
+        <w:rPr>
+          <w:i/>
+          <w:sz w:val="20"/>
+        </w:rPr>
+      </w:pPr>
+      <w:r>
+        <w:rPr>
+          <w:i/>
+          <w:spacing w:val="-3"/>
+          <w:sz w:val="20"/>
+        </w:rPr>
+        <w:t>Gao, BingXi, et al. "Diagnostic capacity of electron cyclotron emission imaging system with continuous large observation area on EAST tokamak." Review of Scientific Instruments 89.9 (2018).</w:t>
+      </w:r>
+    </w:p>
+    <w:p>
+      <w:pPr>
+        <w:pStyle w:val="ListParagraph"/>
+        <w:tabs>
+          <w:tab w:val="left" w:pos="720"/>
+        </w:tabs>
+        <w:spacing w:before="1"/>
+        <w:ind w:right="851"/>
+        <w:jc w:val="both"/>
+        <w:rPr>
+          <w:rFonts w:eastAsiaTheme="minorEastAsia" w:hint="eastAsia"/>
+          <w:i/>
+          <w:sz w:val="20"/>
+          <w:lang w:eastAsia="zh-CN"/>
+        </w:rPr>
+      </w:pPr>
+      <w:r>
+        <w:rPr>
+          <w:i/>
+          <w:sz w:val="20"/>
+          <w:lang w:eastAsia="zh-CN"/>
+        </w:rPr>
+        <w:tab/>
+      </w:r>
     </w:p>
     <w:p>
       <w:pPr>
@@ -2157,6 +2220,137 @@
         <w:tabs>
           <w:tab w:val="left" w:pos="720"/>
         </w:tabs>
+        <w:spacing w:before="1"/>
+        <w:ind w:right="851"/>
+        <w:jc w:val="both"/>
+        <w:rPr>
+          <w:i/>
+          <w:sz w:val="20"/>
+          <w:lang w:eastAsia="zh-CN"/>
+        </w:rPr>
+      </w:pPr>
+      <w:r>
+        <w:rPr>
+          <w:i/>
+          <w:sz w:val="20"/>
+          <w:lang w:eastAsia="zh-CN"/>
+        </w:rPr>
+        <w:t>Liu, Xianzi, et al. "High-wavenumber Collective Scattering Diagnostic System for EAST and NSTX-U Tokamaks and Synthetic Diagnostic System Development." APS Division of Plasma Physics Meeting Abstracts. Vol. 2024. 2024</w:t>
+      </w:r>
+    </w:p>
+    <w:p>
+      <w:pPr>
+        <w:pStyle w:val="BodyText"/>
+        <w:jc w:val="both"/>
+        <w:rPr>
+          <w:i/>
+          <w:sz w:val="20"/>
+        </w:rPr>
+      </w:pPr>
+    </w:p>
+    <w:p>
+      <w:pPr>
+        <w:pStyle w:val="ListParagraph"/>
+        <w:numPr>
+          <w:ilvl w:val="0"/>
+          <w:numId w:val="2"/>
+        </w:numPr>
+        <w:tabs>
+          <w:tab w:val="left" w:pos="720"/>
+        </w:tabs>
+        <w:spacing w:before="2"/>
+        <w:ind w:right="888"/>
+        <w:jc w:val="both"/>
+        <w:rPr>
+          <w:i/>
+          <w:sz w:val="20"/>
+        </w:rPr>
+      </w:pPr>
+      <w:r>
+        <w:rPr>
+          <w:i/>
+          <w:sz w:val="20"/>
+        </w:rPr>
+        <w:t xml:space="preserve">Han, Dongqi, et al. "In situ relative self-dependent calibration of electron cyclotron emission imaging via shape </w:t>
+      </w:r>
+      <w:bookmarkStart w:id="1" w:name="_Hlk208964224"/>
+      <w:r>
+        <w:rPr>
+          <w:i/>
+          <w:sz w:val="20"/>
+        </w:rPr>
+        <w:t>match</w:t>
+      </w:r>
+      <w:bookmarkEnd w:id="1"/>
+      <w:r>
+        <w:rPr>
+          <w:i/>
+          <w:sz w:val="20"/>
+        </w:rPr>
+        <w:t>ing." Review of Scientific Instruments 89.10 (2018).</w:t>
+      </w:r>
+    </w:p>
+    <w:p>
+      <w:pPr>
+        <w:tabs>
+          <w:tab w:val="left" w:pos="720"/>
+        </w:tabs>
+        <w:spacing w:before="2"/>
+        <w:ind w:right="888"/>
+        <w:jc w:val="both"/>
+        <w:rPr>
+          <w:i/>
+          <w:sz w:val="20"/>
+        </w:rPr>
+      </w:pPr>
+    </w:p>
+    <w:p>
+      <w:pPr>
+        <w:pStyle w:val="ListParagraph"/>
+        <w:numPr>
+          <w:ilvl w:val="0"/>
+          <w:numId w:val="2"/>
+        </w:numPr>
+        <w:tabs>
+          <w:tab w:val="left" w:pos="720"/>
+        </w:tabs>
+        <w:ind w:right="1524"/>
+        <w:jc w:val="both"/>
+        <w:rPr>
+          <w:i/>
+          <w:sz w:val="20"/>
+        </w:rPr>
+      </w:pPr>
+      <w:bookmarkStart w:id="2" w:name="_Hlk208964532"/>
+      <w:r>
+        <w:rPr>
+          <w:i/>
+          <w:sz w:val="20"/>
+        </w:rPr>
+        <w:t>Fei-xue, G. A. O., et al. "Evaluation of optical performance of microwave reflection imaging system on EAST tokamak." Nuclear Fusion and Plasma Physics 42.2 (2022): 187.</w:t>
+      </w:r>
+    </w:p>
+    <w:bookmarkEnd w:id="2"/>
+    <w:p>
+      <w:pPr>
+        <w:pStyle w:val="BodyText"/>
+        <w:jc w:val="both"/>
+        <w:rPr>
+          <w:i/>
+          <w:sz w:val="30"/>
+        </w:rPr>
+      </w:pPr>
+    </w:p>
+    <w:p>
+      <w:pPr>
+        <w:pStyle w:val="ListParagraph"/>
+        <w:numPr>
+          <w:ilvl w:val="0"/>
+          <w:numId w:val="2"/>
+        </w:numPr>
+        <w:tabs>
+          <w:tab w:val="left" w:pos="720"/>
+        </w:tabs>
         <w:ind w:right="1524"/>
         <w:jc w:val="both"/>
         <w:rPr>
@@ -2602,7 +2796,11 @@
         <w:t>Contributed to the full project lifecycle</w:t>
       </w:r>
       <w:r>
-        <w:t>, including diagnostic design &amp; development, experimental campaign execution, data acquisition, simulation/data interpretation, and theory validation, leading to peer-reviewed publications and presentations.</w:t>
+        <w:t xml:space="preserve">, including diagnostic design &amp; development, experimental </w:t>
+      </w:r>
+      <w:r>
+        <w:lastRenderedPageBreak/>
+        <w:t>campaign execution, data acquisition, simulation/data interpretation, and theory validation, leading to peer-reviewed publications and presentations.</w:t>
       </w:r>
     </w:p>
     <w:p>
@@ -2642,7 +2840,7 @@
 </file>
 
 <file path=word/numbering.xml><?xml version="1.0" encoding="utf-8"?>
-<w:numbering xmlns:wpc="http://schemas.microsoft.com/office/word/2010/wordprocessingCanvas" xmlns:cx="http://schemas.microsoft.com/office/drawing/2014/chartex" xmlns:cx1="http://schemas.microsoft.com/office/drawing/2015/9/8/chartex" xmlns:cx2="http://schemas.microsoft.com/office/drawing/2015/10/21/chartex" xmlns:cx3="http://schemas.microsoft.com/office/drawing/2016/5/9/chartex" xmlns:cx4="http://schemas.microsoft.com/office/drawing/2016/5/10/chartex" xmlns:cx5="http://schemas.microsoft.com/office/drawing/2016/5/11/chartex" xmlns:cx6="http://schemas.microsoft.com/office/drawing/2016/5/12/chartex" xmlns:cx7="http://schemas.microsoft.com/office/drawing/2016/5/13/chartex" xmlns:cx8="http://schemas.microsoft.com/office/drawing/2016/5/14/chartex" xmlns:mc="http://schemas.openxmlformats.org/markup-compatibility/2006" xmlns:aink="http://schemas.microsoft.com/office/drawing/2016/ink" xmlns:am3d="http://schemas.microsoft.com/office/drawing/2017/model3d" xmlns:o="urn:schemas-microsoft-com:office:office" xmlns:r="http://schemas.openxmlformats.org/officeDocument/2006/relationships" xmlns:m="http://schemas.openxmlformats.org/officeDocument/2006/math" xmlns:v="urn:schemas-microsoft-com:vml" xmlns:wp14="http://schemas.microsoft.com/office/word/2010/wordprocessingDrawing" xmlns:wp="http://schemas.openxmlformats.org/drawingml/2006/wordprocessingDrawing" xmlns:w10="urn:schemas-microsoft-com:office:word" xmlns:w="http://schemas.openxmlformats.org/wordprocessingml/2006/main" xmlns:w14="http://schemas.microsoft.com/office/word/2010/wordml" xmlns:w15="http://schemas.microsoft.com/office/word/2012/wordml" xmlns:w16cid="http://schemas.microsoft.com/office/word/2016/wordml/cid" xmlns:w16se="http://schemas.microsoft.com/office/word/2015/wordml/symex" xmlns:wpg="http://schemas.microsoft.com/office/word/2010/wordprocessingGroup" xmlns:wpi="http://schemas.microsoft.com/office/word/2010/wordprocessingInk" xmlns:wne="http://schemas.microsoft.com/office/word/2006/wordml" xmlns:wps="http://schemas.microsoft.com/office/word/2010/wordprocessingShape" mc:Ignorable="w14 w15 w16se w16cid wp14">
+<w:numbering xmlns:wpc="http://schemas.microsoft.com/office/word/2010/wordprocessingCanvas" xmlns:cx="http://schemas.microsoft.com/office/drawing/2014/chartex" xmlns:cx1="http://schemas.microsoft.com/office/drawing/2015/9/8/chartex" xmlns:cx2="http://schemas.microsoft.com/office/drawing/2015/10/21/chartex" xmlns:cx3="http://schemas.microsoft.com/office/drawing/2016/5/9/chartex" xmlns:cx4="http://schemas.microsoft.com/office/drawing/2016/5/10/chartex" xmlns:cx5="http://schemas.microsoft.com/office/drawing/2016/5/11/chartex" xmlns:cx6="http://schemas.microsoft.com/office/drawing/2016/5/12/chartex" xmlns:cx7="http://schemas.microsoft.com/office/drawing/2016/5/13/chartex" xmlns:cx8="http://schemas.microsoft.com/office/drawing/2016/5/14/chartex" xmlns:mc="http://schemas.openxmlformats.org/markup-compatibility/2006" xmlns:aink="http://schemas.microsoft.com/office/drawing/2016/ink" xmlns:am3d="http://schemas.microsoft.com/office/drawing/2017/model3d" xmlns:o="urn:schemas-microsoft-com:office:office" xmlns:oel="http://schemas.microsoft.com/office/2019/extlst" xmlns:r="http://schemas.openxmlformats.org/officeDocument/2006/relationships" xmlns:m="http://schemas.openxmlformats.org/officeDocument/2006/math" xmlns:v="urn:schemas-microsoft-com:vml" xmlns:wp14="http://schemas.microsoft.com/office/word/2010/wordprocessingDrawing" xmlns:wp="http://schemas.openxmlformats.org/drawingml/2006/wordprocessingDrawing" xmlns:w10="urn:schemas-microsoft-com:office:word" xmlns:w="http://schemas.openxmlformats.org/wordprocessingml/2006/main" xmlns:w14="http://schemas.microsoft.com/office/word/2010/wordml" xmlns:w15="http://schemas.microsoft.com/office/word/2012/wordml" xmlns:w16cex="http://schemas.microsoft.com/office/word/2018/wordml/cex" xmlns:w16cid="http://schemas.microsoft.com/office/word/2016/wordml/cid" xmlns:w16="http://schemas.microsoft.com/office/word/2018/wordml" xmlns:w16du="http://schemas.microsoft.com/office/word/2023/wordml/word16du" xmlns:w16sdtdh="http://schemas.microsoft.com/office/word/2020/wordml/sdtdatahash" xmlns:w16sdtfl="http://schemas.microsoft.com/office/word/2024/wordml/sdtformatlock" xmlns:w16se="http://schemas.microsoft.com/office/word/2015/wordml/symex" xmlns:wpg="http://schemas.microsoft.com/office/word/2010/wordprocessingGroup" xmlns:wpi="http://schemas.microsoft.com/office/word/2010/wordprocessingInk" xmlns:wne="http://schemas.microsoft.com/office/word/2006/wordml" xmlns:wps="http://schemas.microsoft.com/office/word/2010/wordprocessingShape" mc:Ignorable="w14 w15 w16se w16cid w16 w16cex w16sdtdh w16sdtfl w16du wp14">
   <w:abstractNum w:abstractNumId="0" w15:restartNumberingAfterBreak="0">
     <w:nsid w:val="15B503A6"/>
     <w:multiLevelType w:val="hybridMultilevel"/>
@@ -4140,51 +4338,51 @@
       </w:rPr>
     </w:lvl>
   </w:abstractNum>
-  <w:num w:numId="1">
+  <w:num w:numId="1" w16cid:durableId="1768116514">
     <w:abstractNumId w:val="4"/>
   </w:num>
-  <w:num w:numId="2">
+  <w:num w:numId="2" w16cid:durableId="1167940688">
     <w:abstractNumId w:val="9"/>
   </w:num>
-  <w:num w:numId="3">
+  <w:num w:numId="3" w16cid:durableId="1494836334">
     <w:abstractNumId w:val="0"/>
   </w:num>
-  <w:num w:numId="4">
+  <w:num w:numId="4" w16cid:durableId="985281743">
     <w:abstractNumId w:val="3"/>
   </w:num>
-  <w:num w:numId="5">
+  <w:num w:numId="5" w16cid:durableId="1722634403">
     <w:abstractNumId w:val="8"/>
   </w:num>
-  <w:num w:numId="6">
+  <w:num w:numId="6" w16cid:durableId="902133054">
     <w:abstractNumId w:val="7"/>
   </w:num>
-  <w:num w:numId="7">
+  <w:num w:numId="7" w16cid:durableId="1187989278">
     <w:abstractNumId w:val="5"/>
   </w:num>
-  <w:num w:numId="8">
+  <w:num w:numId="8" w16cid:durableId="737945001">
     <w:abstractNumId w:val="10"/>
   </w:num>
-  <w:num w:numId="9">
+  <w:num w:numId="9" w16cid:durableId="1471945820">
     <w:abstractNumId w:val="2"/>
   </w:num>
-  <w:num w:numId="10">
+  <w:num w:numId="10" w16cid:durableId="88936598">
     <w:abstractNumId w:val="1"/>
   </w:num>
-  <w:num w:numId="11">
+  <w:num w:numId="11" w16cid:durableId="1046879984">
     <w:abstractNumId w:val="11"/>
   </w:num>
-  <w:num w:numId="12">
+  <w:num w:numId="12" w16cid:durableId="537011044">
     <w:abstractNumId w:val="6"/>
   </w:num>
 </w:numbering>
 </file>
 
 <file path=word/styles.xml><?xml version="1.0" encoding="utf-8"?>
-<w:styles xmlns:mc="http://schemas.openxmlformats.org/markup-compatibility/2006" xmlns:r="http://schemas.openxmlformats.org/officeDocument/2006/relationships" xmlns:w="http://schemas.openxmlformats.org/wordprocessingml/2006/main" xmlns:w14="http://schemas.microsoft.com/office/word/2010/wordml" xmlns:w15="http://schemas.microsoft.com/office/word/2012/wordml" xmlns:w16cid="http://schemas.microsoft.com/office/word/2016/wordml/cid" xmlns:w16se="http://schemas.microsoft.com/office/word/2015/wordml/symex" mc:Ignorable="w14 w15 w16se w16cid">
+<w:styles xmlns:mc="http://schemas.openxmlformats.org/markup-compatibility/2006" xmlns:r="http://schemas.openxmlformats.org/officeDocument/2006/relationships" xmlns:w="http://schemas.openxmlformats.org/wordprocessingml/2006/main" xmlns:w14="http://schemas.microsoft.com/office/word/2010/wordml" xmlns:w15="http://schemas.microsoft.com/office/word/2012/wordml" xmlns:w16cex="http://schemas.microsoft.com/office/word/2018/wordml/cex" xmlns:w16cid="http://schemas.microsoft.com/office/word/2016/wordml/cid" xmlns:w16="http://schemas.microsoft.com/office/word/2018/wordml" xmlns:w16du="http://schemas.microsoft.com/office/word/2023/wordml/word16du" xmlns:w16sdtdh="http://schemas.microsoft.com/office/word/2020/wordml/sdtdatahash" xmlns:w16sdtfl="http://schemas.microsoft.com/office/word/2024/wordml/sdtformatlock" xmlns:w16se="http://schemas.microsoft.com/office/word/2015/wordml/symex" mc:Ignorable="w14 w15 w16se w16cid w16 w16cex w16sdtdh w16sdtfl w16du">
   <w:docDefaults>
     <w:rPrDefault>
       <w:rPr>
-        <w:rFonts w:asciiTheme="minorHAnsi" w:eastAsia="SimSun" w:hAnsiTheme="minorHAnsi" w:cstheme="minorBidi"/>
+        <w:rFonts w:asciiTheme="minorHAnsi" w:eastAsia="宋体" w:hAnsiTheme="minorHAnsi" w:cstheme="minorBidi"/>
         <w:sz w:val="22"/>
         <w:szCs w:val="22"/>
         <w:lang w:val="en-US" w:eastAsia="en-US" w:bidi="ar-SA"/>
@@ -4198,7 +4396,7 @@
       </w:pPr>
     </w:pPrDefault>
   </w:docDefaults>
-  <w:latentStyles w:defLockedState="0" w:defUIPriority="99" w:defSemiHidden="0" w:defUnhideWhenUsed="0" w:defQFormat="0" w:count="375">
+  <w:latentStyles w:defLockedState="0" w:defUIPriority="99" w:defSemiHidden="0" w:defUnhideWhenUsed="0" w:defQFormat="0" w:count="376">
     <w:lsdException w:name="Normal" w:uiPriority="0" w:qFormat="1"/>
     <w:lsdException w:name="heading 1" w:uiPriority="9" w:qFormat="1"/>
     <w:lsdException w:name="heading 2" w:semiHidden="1" w:uiPriority="9" w:unhideWhenUsed="1" w:qFormat="1"/>
@@ -4574,6 +4772,7 @@
     <w:lsdException w:name="Smart Hyperlink" w:semiHidden="1" w:unhideWhenUsed="1"/>
     <w:lsdException w:name="Hashtag" w:semiHidden="1" w:unhideWhenUsed="1"/>
     <w:lsdException w:name="Unresolved Mention" w:semiHidden="1" w:unhideWhenUsed="1"/>
+    <w:lsdException w:name="Smart Link" w:semiHidden="1" w:unhideWhenUsed="1"/>
   </w:latentStyles>
   <w:style w:type="paragraph" w:default="1" w:styleId="Normal">
     <w:name w:val="Normal"/>
@@ -4644,7 +4843,6 @@
   <w:style w:type="character" w:default="1" w:styleId="DefaultParagraphFont">
     <w:name w:val="Default Paragraph Font"/>
     <w:uiPriority w:val="1"/>
-    <w:semiHidden/>
     <w:unhideWhenUsed/>
   </w:style>
   <w:style w:type="table" w:default="1" w:styleId="TableNormal">
